--- a/mon/toan/khbd/lop12/KHBD_CD1_Bai1_Toan12_BienNgauNhienRoiRac.docx
+++ b/mon/toan/khbd/lop12/KHBD_CD1_Bai1_Toan12_BienNgauNhienRoiRac.docx
@@ -49,35 +49,31 @@
                 <w:i/>
                 <w:iCs/>
               </w:rPr>
-              <w:t>Ngày</w:t>
+              <w:t>Ngày …… tháng …… năm ……</w:t>
             </w:r>
             <w:r>
               <w:rPr>
                 <w:i/>
                 <w:iCs/>
               </w:rPr>
-              <w:t xml:space="preserve"> 05</w:t>
             </w:r>
             <w:r>
               <w:rPr>
                 <w:i/>
                 <w:iCs/>
               </w:rPr>
-              <w:t xml:space="preserve"> tháng </w:t>
             </w:r>
             <w:r>
               <w:rPr>
                 <w:i/>
                 <w:iCs/>
               </w:rPr>
-              <w:t xml:space="preserve">09 </w:t>
             </w:r>
             <w:r>
               <w:rPr>
                 <w:i/>
                 <w:iCs/>
               </w:rPr>
-              <w:t>năm 2026</w:t>
             </w:r>
           </w:p>
         </w:tc>
@@ -100,11 +96,9 @@
                 <w:i/>
                 <w:iCs/>
               </w:rPr>
-              <w:t xml:space="preserve">Họ và tên giáo viên: </w:t>
+              <w:t>Họ và tên giáo viên: ……………………………</w:t>
             </w:r>
-            <w:r>
-              <w:t>TRƯƠNG TỬ TRANG</w:t>
-            </w:r>
+            <w:r/>
           </w:p>
           <w:p>
             <w:pPr>
@@ -23784,52 +23778,53 @@
     </w:p>
     <w:p>
       <w:pPr>
-        <w:keepLines/>
-        <w:spacing w:before="60" w:after="60"/>
         <w:jc w:val="center"/>
       </w:pPr>
       <w:r>
-        <w:rPr>
-          <w:noProof/>
-        </w:rPr>
         <w:drawing>
-          <wp:inline distT="0" distB="0" distL="0" distR="0" wp14:anchorId="79D06E24" wp14:editId="64E5F23D">
-            <wp:extent cx="6388930" cy="4227342"/>
-            <wp:effectExtent l="0" t="0" r="0" b="1905"/>
-            <wp:docPr id="291353321" name="Picture 291353321"/>
+          <wp:inline xmlns:a="http://schemas.openxmlformats.org/drawingml/2006/main" xmlns:pic="http://schemas.openxmlformats.org/drawingml/2006/picture">
+            <wp:extent cx="5940000" cy="3335425"/>
+            <wp:docPr id="1935311233" name="Picture 1935311233"/>
             <wp:cNvGraphicFramePr>
-              <a:graphicFrameLocks xmlns:a="http://schemas.openxmlformats.org/drawingml/2006/main" noChangeAspect="1"/>
+              <a:graphicFrameLocks noChangeAspect="1"/>
             </wp:cNvGraphicFramePr>
-            <a:graphic xmlns:a="http://schemas.openxmlformats.org/drawingml/2006/main">
+            <a:graphic>
               <a:graphicData uri="http://schemas.openxmlformats.org/drawingml/2006/picture">
-                <pic:pic xmlns:pic="http://schemas.openxmlformats.org/drawingml/2006/picture">
+                <pic:pic>
                   <pic:nvPicPr>
-                    <pic:cNvPr id="0" name=""/>
-                    <pic:cNvPicPr>
-                      <a:picLocks noChangeAspect="1" noChangeArrowheads="1"/>
-                    </pic:cNvPicPr>
+                    <pic:cNvPr id="0" name="image.png"/>
+                    <pic:cNvPicPr/>
                   </pic:nvPicPr>
                   <pic:blipFill>
-                    <a:blip r:embed="rId9"/>
-                    <a:srcRect/>
+                    <a:blip r:embed="rId19"/>
                     <a:stretch>
                       <a:fillRect/>
                     </a:stretch>
                   </pic:blipFill>
-                  <pic:spPr bwMode="auto">
+                  <pic:spPr>
                     <a:xfrm>
                       <a:off x="0" y="0"/>
-                      <a:ext cx="6399567" cy="4234380"/>
+                      <a:ext cx="5940000" cy="3335425"/>
                     </a:xfrm>
-                    <a:prstGeom prst="rect">
-                      <a:avLst/>
-                    </a:prstGeom>
+                    <a:prstGeom prst="rect"/>
                   </pic:spPr>
                 </pic:pic>
               </a:graphicData>
             </a:graphic>
           </wp:inline>
         </w:drawing>
+      </w:r>
+    </w:p>
+    <w:p>
+      <w:pPr>
+        <w:jc w:val="center"/>
+      </w:pPr>
+      <w:r>
+        <w:rPr>
+          <w:i/>
+          <w:sz w:val="20"/>
+        </w:rPr>
+        <w:t>Sơ đồ tư duy – Chuyên đề 1: Biến ngẫu nhiên rời rạc (TTT biên soạn theo SGK)</w:t>
       </w:r>
     </w:p>
     <w:p>
@@ -36218,367 +36213,11 @@
         </w:tc>
       </w:tr>
     </w:tbl>
-    <w:p/>
-    <w:p/>
-    <w:p/>
-    <w:p/>
-    <w:p/>
-    <w:p/>
-    <w:p/>
-    <w:p/>
-    <w:p/>
-    <w:p/>
-    <w:p/>
-    <w:p/>
-    <w:p/>
-    <w:p/>
-    <w:tbl>
-      <w:tblPr>
-        <w:tblW w:w="0" w:type="auto"/>
-        <w:tblCellMar>
-          <w:left w:w="10" w:type="dxa"/>
-          <w:right w:w="10" w:type="dxa"/>
-        </w:tblCellMar>
-        <w:tblLook w:val="04A0" w:firstRow="1" w:lastRow="0" w:firstColumn="1" w:lastColumn="0" w:noHBand="0" w:noVBand="1"/>
-      </w:tblPr>
-      <w:tblGrid>
-        <w:gridCol w:w="5097"/>
-        <w:gridCol w:w="5097"/>
-      </w:tblGrid>
-      <w:tr>
-        <w:tblPrEx>
-          <w:tblCellMar>
-            <w:top w:w="0" w:type="dxa"/>
-            <w:bottom w:w="0" w:type="dxa"/>
-          </w:tblCellMar>
-        </w:tblPrEx>
-        <w:tc>
-          <w:tcPr>
-            <w:tcW w:w="5097" w:type="dxa"/>
-          </w:tcPr>
-          <w:p>
-            <w:pPr>
-              <w:jc w:val="center"/>
-              <w:rPr>
-                <w:b/>
-                <w:bCs/>
-                <w:color w:val="0D0D0D"/>
-              </w:rPr>
-            </w:pPr>
-            <w:r>
-              <w:rPr>
-                <w:b/>
-                <w:bCs/>
-                <w:color w:val="0D0D0D"/>
-              </w:rPr>
-              <w:lastRenderedPageBreak/>
-              <w:t>TỔ PHÓ CHUYÊN MÔN</w:t>
-            </w:r>
-          </w:p>
-          <w:p>
-            <w:pPr>
-              <w:jc w:val="center"/>
-              <w:rPr>
-                <w:b/>
-                <w:bCs/>
-                <w:color w:val="0D0D0D"/>
-              </w:rPr>
-            </w:pPr>
-          </w:p>
-          <w:p>
-            <w:pPr>
-              <w:jc w:val="center"/>
-              <w:rPr>
-                <w:b/>
-                <w:bCs/>
-                <w:color w:val="0D0D0D"/>
-              </w:rPr>
-            </w:pPr>
-          </w:p>
-          <w:p>
-            <w:pPr>
-              <w:jc w:val="center"/>
-              <w:rPr>
-                <w:b/>
-                <w:bCs/>
-                <w:color w:val="0D0D0D"/>
-              </w:rPr>
-            </w:pPr>
-          </w:p>
-          <w:p>
-            <w:pPr>
-              <w:jc w:val="center"/>
-              <w:rPr>
-                <w:b/>
-                <w:bCs/>
-                <w:color w:val="0D0D0D"/>
-              </w:rPr>
-            </w:pPr>
-          </w:p>
-          <w:p>
-            <w:pPr>
-              <w:jc w:val="center"/>
-              <w:rPr>
-                <w:b/>
-                <w:bCs/>
-                <w:color w:val="0D0D0D"/>
-              </w:rPr>
-            </w:pPr>
-          </w:p>
-          <w:p>
-            <w:pPr>
-              <w:jc w:val="center"/>
-              <w:rPr>
-                <w:b/>
-                <w:bCs/>
-                <w:color w:val="0D0D0D"/>
-              </w:rPr>
-            </w:pPr>
-            <w:r>
-              <w:rPr>
-                <w:b/>
-                <w:bCs/>
-                <w:color w:val="0D0D0D"/>
-              </w:rPr>
-              <w:t>Hứa Văn Mỹ Vương</w:t>
-            </w:r>
-          </w:p>
-        </w:tc>
-        <w:tc>
-          <w:tcPr>
-            <w:tcW w:w="5097" w:type="dxa"/>
-          </w:tcPr>
-          <w:p>
-            <w:pPr>
-              <w:jc w:val="center"/>
-              <w:rPr>
-                <w:b/>
-                <w:bCs/>
-              </w:rPr>
-            </w:pPr>
-            <w:r>
-              <w:rPr>
-                <w:b/>
-                <w:bCs/>
-              </w:rPr>
-              <w:t>Ng</w:t>
-            </w:r>
-            <w:r>
-              <w:rPr>
-                <w:b/>
-                <w:bCs/>
-                <w:lang w:val="vi-VN"/>
-              </w:rPr>
-              <w:t>ư</w:t>
-            </w:r>
-            <w:r>
-              <w:rPr>
-                <w:b/>
-                <w:bCs/>
-              </w:rPr>
-              <w:t>ời soạn</w:t>
-            </w:r>
-          </w:p>
-          <w:p>
-            <w:pPr>
-              <w:jc w:val="center"/>
-              <w:rPr>
-                <w:b/>
-                <w:bCs/>
-              </w:rPr>
-            </w:pPr>
-          </w:p>
-          <w:p>
-            <w:pPr>
-              <w:jc w:val="center"/>
-              <w:rPr>
-                <w:b/>
-                <w:bCs/>
-              </w:rPr>
-            </w:pPr>
-          </w:p>
-          <w:p>
-            <w:pPr>
-              <w:jc w:val="center"/>
-              <w:rPr>
-                <w:b/>
-                <w:bCs/>
-              </w:rPr>
-            </w:pPr>
-          </w:p>
-          <w:p>
-            <w:pPr>
-              <w:jc w:val="center"/>
-              <w:rPr>
-                <w:b/>
-                <w:bCs/>
-              </w:rPr>
-            </w:pPr>
-          </w:p>
-          <w:p>
-            <w:pPr>
-              <w:jc w:val="center"/>
-              <w:rPr>
-                <w:b/>
-                <w:bCs/>
-              </w:rPr>
-            </w:pPr>
-          </w:p>
-          <w:p>
-            <w:pPr>
-              <w:jc w:val="center"/>
-              <w:rPr>
-                <w:b/>
-                <w:bCs/>
-                <w:i/>
-                <w:iCs/>
-                <w:color w:val="0D0D0D"/>
-              </w:rPr>
-            </w:pPr>
-            <w:r>
-              <w:rPr>
-                <w:b/>
-                <w:bCs/>
-              </w:rPr>
-              <w:t>Tr</w:t>
-            </w:r>
-            <w:r>
-              <w:rPr>
-                <w:b/>
-                <w:bCs/>
-                <w:lang w:val="vi-VN"/>
-              </w:rPr>
-              <w:t>ư</w:t>
-            </w:r>
-            <w:r>
-              <w:rPr>
-                <w:b/>
-                <w:bCs/>
-              </w:rPr>
-              <w:t>ơng Tử Trang</w:t>
-            </w:r>
-          </w:p>
-        </w:tc>
-      </w:tr>
-    </w:tbl>
-    <w:p>
-      <w:pPr>
-        <w:shd w:val="clear" w:color="auto" w:fill="FFFFFF"/>
-        <w:jc w:val="both"/>
-        <w:rPr>
-          <w:b/>
-          <w:bCs/>
-          <w:i/>
-          <w:iCs/>
-          <w:color w:val="0D0D0D"/>
-        </w:rPr>
-      </w:pPr>
-    </w:p>
-    <w:p>
-      <w:pPr>
-        <w:shd w:val="clear" w:color="auto" w:fill="FFFFFF"/>
-        <w:jc w:val="center"/>
-        <w:rPr>
-          <w:b/>
-          <w:bCs/>
-          <w:color w:val="0D0D0D"/>
-        </w:rPr>
-      </w:pPr>
-      <w:r>
-        <w:rPr>
-          <w:b/>
-          <w:bCs/>
-          <w:color w:val="0D0D0D"/>
-        </w:rPr>
-        <w:t>KIỂM TRA CỦA LÃNH ĐẠO</w:t>
-      </w:r>
-    </w:p>
-    <w:p>
-      <w:pPr>
-        <w:shd w:val="clear" w:color="auto" w:fill="FFFFFF"/>
-        <w:jc w:val="center"/>
-        <w:rPr>
-          <w:b/>
-          <w:bCs/>
-          <w:color w:val="0D0D0D"/>
-        </w:rPr>
-      </w:pPr>
-      <w:r>
-        <w:rPr>
-          <w:b/>
-          <w:bCs/>
-          <w:color w:val="0D0D0D"/>
-        </w:rPr>
-        <w:t>PHÓ HIỆU TRƯỞNG</w:t>
-      </w:r>
-    </w:p>
-    <w:p>
-      <w:pPr>
-        <w:shd w:val="clear" w:color="auto" w:fill="FFFFFF"/>
-        <w:jc w:val="center"/>
-        <w:rPr>
-          <w:b/>
-          <w:bCs/>
-          <w:color w:val="0D0D0D"/>
-        </w:rPr>
-      </w:pPr>
-    </w:p>
-    <w:p>
-      <w:pPr>
-        <w:shd w:val="clear" w:color="auto" w:fill="FFFFFF"/>
-        <w:jc w:val="center"/>
-        <w:rPr>
-          <w:b/>
-          <w:bCs/>
-          <w:color w:val="0D0D0D"/>
-        </w:rPr>
-      </w:pPr>
-    </w:p>
-    <w:p>
-      <w:pPr>
-        <w:shd w:val="clear" w:color="auto" w:fill="FFFFFF"/>
-        <w:jc w:val="center"/>
-        <w:rPr>
-          <w:b/>
-          <w:bCs/>
-          <w:color w:val="0D0D0D"/>
-        </w:rPr>
-      </w:pPr>
-    </w:p>
-    <w:p>
-      <w:pPr>
-        <w:shd w:val="clear" w:color="auto" w:fill="FFFFFF"/>
-        <w:jc w:val="center"/>
-        <w:rPr>
-          <w:b/>
-          <w:bCs/>
-          <w:color w:val="0D0D0D"/>
-        </w:rPr>
-      </w:pPr>
-    </w:p>
-    <w:p>
-      <w:pPr>
-        <w:shd w:val="clear" w:color="auto" w:fill="FFFFFF"/>
-        <w:jc w:val="center"/>
-        <w:rPr>
-          <w:b/>
-          <w:bCs/>
-          <w:color w:val="0D0D0D"/>
-        </w:rPr>
-      </w:pPr>
-      <w:r>
-        <w:rPr>
-          <w:b/>
-          <w:bCs/>
-          <w:color w:val="0D0D0D"/>
-        </w:rPr>
-        <w:t>Bùi Xuân Thanh</w:t>
-      </w:r>
-    </w:p>
-    <w:p/>
     <w:sectPr>
       <w:headerReference w:type="default" r:id="rId12"/>
       <w:footerReference w:type="default" r:id="rId13"/>
+      <w:headerReference w:type="first" r:id="rId17"/>
+      <w:footerReference w:type="first" r:id="rId18"/>
       <w:pgSz w:w="11906" w:h="16838"/>
       <w:pgMar w:top="851" w:right="851" w:bottom="851" w:left="851" w:header="454" w:footer="454" w:gutter="0"/>
       <w:cols w:space="720"/>
@@ -36638,7 +36277,7 @@
         <w:sz w:val="22"/>
         <w:szCs w:val="22"/>
       </w:rPr>
-      <w:t xml:space="preserve">GV: Trương Tử Trang                                                                                                                                 Trang </w:t>
+      <w:t xml:space="preserve">GV: TTT                                                                                                                                 Trang </w:t>
     </w:r>
     <w:r>
       <w:rPr>
@@ -36714,6 +36353,16 @@
         <w:sz w:val="22"/>
         <w:szCs w:val="22"/>
       </w:rPr>
+    </w:pPr>
+  </w:p>
+</w:ftr>
+</file>
+
+<file path=word/footer2.xml><?xml version="1.0" encoding="utf-8"?>
+<w:ftr xmlns:m="http://schemas.openxmlformats.org/officeDocument/2006/math" xmlns:mc="http://schemas.openxmlformats.org/markup-compatibility/2006" xmlns:mo="http://schemas.microsoft.com/office/mac/office/2008/main" xmlns:mv="urn:schemas-microsoft-com:mac:vml" xmlns:o="urn:schemas-microsoft-com:office:office" xmlns:r="http://schemas.openxmlformats.org/officeDocument/2006/relationships" xmlns:v="urn:schemas-microsoft-com:vml" xmlns:w10="urn:schemas-microsoft-com:office:word" xmlns:w14="http://schemas.microsoft.com/office/word/2010/wordml" xmlns:w="http://schemas.openxmlformats.org/wordprocessingml/2006/main" xmlns:wne="http://schemas.microsoft.com/office/word/2006/wordml" xmlns:wp14="http://schemas.microsoft.com/office/word/2010/wordprocessingDrawing" xmlns:wp="http://schemas.openxmlformats.org/drawingml/2006/wordprocessingDrawing" xmlns:wpc="http://schemas.microsoft.com/office/word/2010/wordprocessingCanvas" xmlns:wpg="http://schemas.microsoft.com/office/word/2010/wordprocessingGroup" xmlns:wpi="http://schemas.microsoft.com/office/word/2010/wordprocessingInk" xmlns:wps="http://schemas.microsoft.com/office/word/2010/wordprocessingShape" mc:Ignorable="w14 wp14">
+  <w:p>
+    <w:pPr>
+      <w:pStyle w:val="Footer"/>
     </w:pPr>
   </w:p>
 </w:ftr>
@@ -36839,6 +36488,16 @@
         <w:szCs w:val="24"/>
         <w:lang w:val="vi-VN"/>
       </w:rPr>
+    </w:pPr>
+  </w:p>
+</w:hdr>
+</file>
+
+<file path=word/header2.xml><?xml version="1.0" encoding="utf-8"?>
+<w:hdr xmlns:m="http://schemas.openxmlformats.org/officeDocument/2006/math" xmlns:mc="http://schemas.openxmlformats.org/markup-compatibility/2006" xmlns:mo="http://schemas.microsoft.com/office/mac/office/2008/main" xmlns:mv="urn:schemas-microsoft-com:mac:vml" xmlns:o="urn:schemas-microsoft-com:office:office" xmlns:r="http://schemas.openxmlformats.org/officeDocument/2006/relationships" xmlns:v="urn:schemas-microsoft-com:vml" xmlns:w10="urn:schemas-microsoft-com:office:word" xmlns:w14="http://schemas.microsoft.com/office/word/2010/wordml" xmlns:w="http://schemas.openxmlformats.org/wordprocessingml/2006/main" xmlns:wne="http://schemas.microsoft.com/office/word/2006/wordml" xmlns:wp14="http://schemas.microsoft.com/office/word/2010/wordprocessingDrawing" xmlns:wp="http://schemas.openxmlformats.org/drawingml/2006/wordprocessingDrawing" xmlns:wpc="http://schemas.microsoft.com/office/word/2010/wordprocessingCanvas" xmlns:wpg="http://schemas.microsoft.com/office/word/2010/wordprocessingGroup" xmlns:wpi="http://schemas.microsoft.com/office/word/2010/wordprocessingInk" xmlns:wps="http://schemas.microsoft.com/office/word/2010/wordprocessingShape" mc:Ignorable="w14 wp14">
+  <w:p>
+    <w:pPr>
+      <w:pStyle w:val="Header"/>
     </w:pPr>
   </w:p>
 </w:hdr>

--- a/mon/toan/khbd/lop12/KHBD_CD1_Bai1_Toan12_BienNgauNhienRoiRac.docx
+++ b/mon/toan/khbd/lop12/KHBD_CD1_Bai1_Toan12_BienNgauNhienRoiRac.docx
@@ -128,8 +128,8 @@
           <w:b/>
           <w:bCs/>
           <w:color w:val="FF0000"/>
-          <w:sz w:val="28"/>
-          <w:szCs w:val="28"/>
+          <w:sz w:val="24"/>
+          <w:szCs w:val="24"/>
         </w:rPr>
         <w:t>KẾ HOẠCH BÀI DẠY CHUYÊN ĐỀ HỌC TẬP MÔN TOÁN LỚP 12</w:t>
       </w:r>
@@ -23822,7 +23822,7 @@
       <w:r>
         <w:rPr>
           <w:i/>
-          <w:sz w:val="20"/>
+          <w:sz w:val="24"/>
         </w:rPr>
         <w:t>Sơ đồ tư duy – Chuyên đề 1: Biến ngẫu nhiên rời rạc (TTT biên soạn theo SGK)</w:t>
       </w:r>
@@ -23953,8 +23953,8 @@
                 <w:b/>
                 <w:bCs/>
                 <w:color w:val="1F9E92"/>
-                <w:sz w:val="28"/>
-                <w:szCs w:val="28"/>
+                <w:sz w:val="24"/>
+                <w:szCs w:val="24"/>
               </w:rPr>
               <w:t>BÀI TRẮC NGHIỆM CỦNG CỐ ONLINE – CĐ1, BÀI 1</w:t>
             </w:r>
@@ -36262,8 +36262,8 @@
         <w:iCs/>
         <w:noProof/>
         <w:color w:val="404040"/>
-        <w:sz w:val="22"/>
-        <w:szCs w:val="22"/>
+        <w:sz w:val="24"/>
+        <w:szCs w:val="24"/>
       </w:rPr>
     </w:pPr>
     <w:r>
@@ -36274,8 +36274,8 @@
         <w:iCs/>
         <w:noProof/>
         <w:color w:val="404040"/>
-        <w:sz w:val="22"/>
-        <w:szCs w:val="22"/>
+        <w:sz w:val="24"/>
+        <w:szCs w:val="24"/>
       </w:rPr>
       <w:t xml:space="preserve">GV: TTT                                                                                                                                 Trang </w:t>
     </w:r>
@@ -36287,8 +36287,8 @@
         <w:iCs/>
         <w:noProof/>
         <w:color w:val="404040"/>
-        <w:sz w:val="22"/>
-        <w:szCs w:val="22"/>
+        <w:sz w:val="24"/>
+        <w:szCs w:val="24"/>
       </w:rPr>
       <w:fldChar w:fldCharType="begin"/>
     </w:r>
@@ -36300,8 +36300,8 @@
         <w:iCs/>
         <w:noProof/>
         <w:color w:val="404040"/>
-        <w:sz w:val="22"/>
-        <w:szCs w:val="22"/>
+        <w:sz w:val="24"/>
+        <w:szCs w:val="24"/>
       </w:rPr>
       <w:instrText xml:space="preserve"> PAGE   \* MERGEFORMAT </w:instrText>
     </w:r>
@@ -36313,8 +36313,8 @@
         <w:iCs/>
         <w:noProof/>
         <w:color w:val="404040"/>
-        <w:sz w:val="22"/>
-        <w:szCs w:val="22"/>
+        <w:sz w:val="24"/>
+        <w:szCs w:val="24"/>
       </w:rPr>
       <w:fldChar w:fldCharType="separate"/>
     </w:r>
@@ -36326,8 +36326,8 @@
         <w:iCs/>
         <w:noProof/>
         <w:color w:val="404040"/>
-        <w:sz w:val="22"/>
-        <w:szCs w:val="22"/>
+        <w:sz w:val="24"/>
+        <w:szCs w:val="24"/>
       </w:rPr>
       <w:t>2</w:t>
     </w:r>
@@ -36339,8 +36339,8 @@
         <w:iCs/>
         <w:noProof/>
         <w:color w:val="404040"/>
-        <w:sz w:val="22"/>
-        <w:szCs w:val="22"/>
+        <w:sz w:val="24"/>
+        <w:szCs w:val="24"/>
       </w:rPr>
       <w:fldChar w:fldCharType="end"/>
     </w:r>
@@ -36350,8 +36350,8 @@
       <w:rPr>
         <w:i/>
         <w:iCs/>
-        <w:sz w:val="22"/>
-        <w:szCs w:val="22"/>
+        <w:sz w:val="24"/>
+        <w:szCs w:val="24"/>
       </w:rPr>
     </w:pPr>
   </w:p>
@@ -36407,8 +36407,8 @@
         <w:i/>
         <w:iCs/>
         <w:color w:val="404040"/>
-        <w:sz w:val="22"/>
-        <w:szCs w:val="22"/>
+        <w:sz w:val="24"/>
+        <w:szCs w:val="24"/>
       </w:rPr>
       <w:t>KHBD-</w:t>
     </w:r>
@@ -36419,8 +36419,8 @@
         <w:i/>
         <w:iCs/>
         <w:color w:val="404040"/>
-        <w:sz w:val="22"/>
-        <w:szCs w:val="22"/>
+        <w:sz w:val="24"/>
+        <w:szCs w:val="24"/>
       </w:rPr>
       <w:t xml:space="preserve">CĐ </w:t>
     </w:r>
@@ -36431,8 +36431,8 @@
         <w:i/>
         <w:iCs/>
         <w:color w:val="404040"/>
-        <w:sz w:val="22"/>
-        <w:szCs w:val="22"/>
+        <w:sz w:val="24"/>
+        <w:szCs w:val="24"/>
       </w:rPr>
       <w:t>TOÁN12                                                                                                                 Năm học 2026-2027</w:t>
     </w:r>
@@ -36444,8 +36444,8 @@
           <w:i/>
           <w:iCs/>
           <w:color w:val="404040"/>
-          <w:sz w:val="22"/>
-          <w:szCs w:val="22"/>
+          <w:sz w:val="24"/>
+          <w:szCs w:val="24"/>
         </w:rPr>
         <w:alias w:val="Title"/>
         <w:tag w:val=""/>
@@ -36461,8 +36461,8 @@
           <w:i w:val="0"/>
           <w:iCs w:val="0"/>
           <w:color w:val="auto"/>
-          <w:sz w:val="27"/>
-          <w:szCs w:val="27"/>
+          <w:sz w:val="24"/>
+          <w:szCs w:val="24"/>
         </w:rPr>
       </w:sdtEndPr>
       <w:sdtContent>
@@ -36473,8 +36473,8 @@
             <w:i/>
             <w:iCs/>
             <w:color w:val="404040"/>
-            <w:sz w:val="22"/>
-            <w:szCs w:val="22"/>
+            <w:sz w:val="24"/>
+            <w:szCs w:val="24"/>
           </w:rPr>
           <w:t xml:space="preserve">     </w:t>
         </w:r>
@@ -36785,10 +36785,10 @@
   <w:docDefaults>
     <w:rPrDefault>
       <w:rPr>
-        <w:rFonts w:ascii="Times New Roman" w:eastAsia="Times New Roman" w:hAnsi="Times New Roman" w:cs="Times New Roman"/>
-        <w:sz w:val="26"/>
-        <w:szCs w:val="26"/>
+        <w:rFonts w:ascii="Times New Roman" w:hAnsi="Times New Roman" w:eastAsia="Times New Roman" w:cs="Times New Roman"/>
         <w:lang w:val="en-GB" w:eastAsia="en-GB" w:bidi="ar-SA"/>
+        <w:sz w:val="24"/>
+        <w:szCs w:val="24"/>
       </w:rPr>
     </w:rPrDefault>
     <w:pPrDefault/>
@@ -37184,8 +37184,8 @@
     </w:pPr>
     <w:rPr>
       <w:color w:val="2E74B5"/>
-      <w:sz w:val="32"/>
-      <w:szCs w:val="32"/>
+      <w:sz w:val="24"/>
+      <w:szCs w:val="24"/>
     </w:rPr>
   </w:style>
   <w:style w:type="paragraph" w:styleId="Heading2">
@@ -37289,8 +37289,8 @@
     <w:uiPriority w:val="10"/>
     <w:qFormat/>
     <w:rPr>
-      <w:sz w:val="56"/>
-      <w:szCs w:val="56"/>
+      <w:sz w:val="24"/>
+      <w:szCs w:val="24"/>
     </w:rPr>
   </w:style>
   <w:style w:type="paragraph" w:customStyle="1" w:styleId="Strong1">
@@ -37330,8 +37330,8 @@
     <w:semiHidden/>
     <w:unhideWhenUsed/>
     <w:rPr>
-      <w:sz w:val="20"/>
-      <w:szCs w:val="20"/>
+      <w:sz w:val="24"/>
+      <w:szCs w:val="24"/>
     </w:rPr>
   </w:style>
   <w:style w:type="character" w:customStyle="1" w:styleId="FootnoteTextChar">
@@ -37341,8 +37341,8 @@
     <w:semiHidden/>
     <w:unhideWhenUsed/>
     <w:rPr>
-      <w:sz w:val="20"/>
-      <w:szCs w:val="20"/>
+      <w:sz w:val="24"/>
+      <w:szCs w:val="24"/>
     </w:rPr>
   </w:style>
   <w:style w:type="character" w:styleId="EndnoteReference">
@@ -37361,8 +37361,8 @@
     <w:semiHidden/>
     <w:unhideWhenUsed/>
     <w:rPr>
-      <w:sz w:val="20"/>
-      <w:szCs w:val="20"/>
+      <w:sz w:val="24"/>
+      <w:szCs w:val="24"/>
     </w:rPr>
   </w:style>
   <w:style w:type="character" w:customStyle="1" w:styleId="EndnoteTextChar">
@@ -37372,8 +37372,8 @@
     <w:semiHidden/>
     <w:unhideWhenUsed/>
     <w:rPr>
-      <w:sz w:val="20"/>
-      <w:szCs w:val="20"/>
+      <w:sz w:val="24"/>
+      <w:szCs w:val="24"/>
     </w:rPr>
   </w:style>
   <w:style w:type="paragraph" w:styleId="Header">
